--- a/vkr/тз/титул_тз.docx
+++ b/vkr/тз/титул_тз.docx
@@ -262,6 +262,8 @@
           <w:iCs/>
         </w:rPr>
       </w:pPr>
+      <w:bookmarkStart w:id="0" w:name="_GoBack"/>
+      <w:bookmarkEnd w:id="0"/>
     </w:p>
     <w:p>
       <w:pPr>
@@ -968,8 +970,6 @@
           <w:iCs/>
         </w:rPr>
       </w:pPr>
-      <w:bookmarkStart w:id="0" w:name="_GoBack"/>
-      <w:bookmarkEnd w:id="0"/>
     </w:p>
     <w:p>
       <w:pPr>
@@ -1195,9 +1195,6 @@
       <w:pStyle w:val="a8"/>
       <w:jc w:val="right"/>
     </w:pPr>
-    <w:r>
-      <w:t>ПРИЛОЖЕНИЕ А</w:t>
-    </w:r>
   </w:p>
 </w:hdr>
 </file>
